--- a/exhibits/Exhibit 19 Integrated Security Platform.docx
+++ b/exhibits/Exhibit 19 Integrated Security Platform.docx
@@ -470,7 +470,7 @@
           </w:tcPr>
           <w:p>
             <w:r>
-              <w:t>Open-source and reuses published models, so state/local governments and small organizations that cannot afford commercial suites can adopt it.</w:t>
+              <w:t>Open-source and reuses publicly released models — e.g. RegMap, openly available on Hugging Face (huggingface.co/stetteh/regmap-embedder) and as a Docker image (ghcr.io/samuelgtetteh/regmap-embedder) — so state/local governments and small organizations that cannot afford commercial suites can adopt it.</w:t>
             </w:r>
           </w:p>
         </w:tc>
